--- a/Participants/4_Shared_Toolkit/Templates/Reflection_Journal.docx
+++ b/Participants/4_Shared_Toolkit/Templates/Reflection_Journal.docx
@@ -170,7 +170,7 @@
           <w:rFonts w:ascii="Calibri" w:hAnsi="Calibri"/>
           <w:color w:val="1B2A4A"/>
         </w:rPr>
-        <w:t>What did you learn about structured problem solving?</w:t>
+        <w:t>What did you learn about asking for evidence rather than assuming it?</w:t>
       </w:r>
     </w:p>
     <w:p>
@@ -212,7 +212,7 @@
           <w:rFonts w:ascii="Calibri" w:hAnsi="Calibri"/>
           <w:color w:val="1B2A4A"/>
         </w:rPr>
-        <w:t>What was hardest about working with imperfect data?</w:t>
+        <w:t>What was hardest about working across two workflows with incomplete information?</w:t>
       </w:r>
     </w:p>
     <w:p>
@@ -254,7 +254,7 @@
           <w:rFonts w:ascii="Calibri" w:hAnsi="Calibri"/>
           <w:color w:val="1B2A4A"/>
         </w:rPr>
-        <w:t>Describe one ethical trade-off your team faced and what you decided.</w:t>
+        <w:t>Describe one trade-off your team faced and what you decided.</w:t>
       </w:r>
     </w:p>
     <w:p>

--- a/Participants/4_Shared_Toolkit/Templates/Reflection_Journal.docx
+++ b/Participants/4_Shared_Toolkit/Templates/Reflection_Journal.docx
@@ -5,6 +5,7 @@
     <w:p>
       <w:r>
         <w:rPr>
+          <w:rFonts w:ascii="Lexend" w:hAnsi="Lexend" w:eastAsia="Lexend" w:cs="Lexend"/>
           <w:b/>
           <w:color w:val="007A87"/>
           <w:sz w:val="24"/>
@@ -18,6 +19,7 @@
       </w:pPr>
       <w:r>
         <w:rPr>
+          <w:rFonts w:ascii="Lexend" w:hAnsi="Lexend" w:eastAsia="Lexend" w:cs="Lexend"/>
           <w:b/>
           <w:color w:val="1B2A4A"/>
           <w:sz w:val="48"/>
@@ -28,6 +30,7 @@
     <w:p>
       <w:r>
         <w:rPr>
+          <w:rFonts w:ascii="Nunito" w:hAnsi="Nunito" w:eastAsia="Nunito" w:cs="Nunito"/>
           <w:i/>
           <w:color w:val="666666"/>
           <w:sz w:val="24"/>
@@ -52,6 +55,7 @@
           <w:p>
             <w:r>
               <w:rPr>
+                <w:rFonts w:ascii="Nunito" w:hAnsi="Nunito" w:eastAsia="Nunito" w:cs="Nunito"/>
                 <w:b/>
                 <w:color w:val="1B2A4A"/>
                 <w:sz w:val="20"/>
@@ -67,6 +71,7 @@
           <w:p>
             <w:r>
               <w:rPr>
+                <w:rFonts w:ascii="Nunito" w:hAnsi="Nunito" w:eastAsia="Nunito" w:cs="Nunito"/>
                 <w:color w:val="222222"/>
                 <w:sz w:val="20"/>
               </w:rPr>
@@ -83,6 +88,7 @@
           <w:p>
             <w:r>
               <w:rPr>
+                <w:rFonts w:ascii="Nunito" w:hAnsi="Nunito" w:eastAsia="Nunito" w:cs="Nunito"/>
                 <w:b/>
                 <w:color w:val="1B2A4A"/>
                 <w:sz w:val="20"/>
@@ -98,6 +104,7 @@
           <w:p>
             <w:r>
               <w:rPr>
+                <w:rFonts w:ascii="Nunito" w:hAnsi="Nunito" w:eastAsia="Nunito" w:cs="Nunito"/>
                 <w:color w:val="222222"/>
                 <w:sz w:val="20"/>
               </w:rPr>
@@ -114,6 +121,7 @@
           <w:p>
             <w:r>
               <w:rPr>
+                <w:rFonts w:ascii="Nunito" w:hAnsi="Nunito" w:eastAsia="Nunito" w:cs="Nunito"/>
                 <w:b/>
                 <w:color w:val="1B2A4A"/>
                 <w:sz w:val="20"/>
@@ -129,10 +137,11 @@
           <w:p>
             <w:r>
               <w:rPr>
+                <w:rFonts w:ascii="Nunito" w:hAnsi="Nunito" w:eastAsia="Nunito" w:cs="Nunito"/>
                 <w:color w:val="222222"/>
                 <w:sz w:val="20"/>
               </w:rPr>
-              <w:t>2.0 | July 2026</w:t>
+              <w:t>3.0 | July 2026</w:t>
             </w:r>
           </w:p>
         </w:tc>
@@ -152,7 +161,7 @@
       </w:pPr>
       <w:r>
         <w:rPr>
-          <w:rFonts w:ascii="Calibri" w:hAnsi="Calibri"/>
+          <w:rFonts w:ascii="Nunito" w:hAnsi="Nunito" w:eastAsia="Nunito" w:cs="Nunito"/>
           <w:b w:val="0"/>
           <w:i w:val="0"/>
           <w:color w:val="222222"/>
@@ -167,7 +176,7 @@
       </w:pPr>
       <w:r>
         <w:rPr>
-          <w:rFonts w:ascii="Calibri" w:hAnsi="Calibri"/>
+          <w:rFonts w:ascii="Lexend" w:hAnsi="Lexend" w:eastAsia="Lexend" w:cs="Lexend"/>
           <w:color w:val="1B2A4A"/>
         </w:rPr>
         <w:t>What did you learn about asking for evidence rather than assuming it?</w:t>
@@ -179,7 +188,7 @@
       </w:pPr>
       <w:r>
         <w:rPr>
-          <w:rFonts w:ascii="Calibri" w:hAnsi="Calibri"/>
+          <w:rFonts w:ascii="Nunito" w:hAnsi="Nunito" w:eastAsia="Nunito" w:cs="Nunito"/>
           <w:b w:val="0"/>
           <w:i w:val="0"/>
           <w:color w:val="222222"/>
@@ -194,7 +203,7 @@
       </w:pPr>
       <w:r>
         <w:rPr>
-          <w:rFonts w:ascii="Calibri" w:hAnsi="Calibri"/>
+          <w:rFonts w:ascii="Nunito" w:hAnsi="Nunito" w:eastAsia="Nunito" w:cs="Nunito"/>
           <w:b w:val="0"/>
           <w:i w:val="0"/>
           <w:color w:val="222222"/>
@@ -209,7 +218,7 @@
       </w:pPr>
       <w:r>
         <w:rPr>
-          <w:rFonts w:ascii="Calibri" w:hAnsi="Calibri"/>
+          <w:rFonts w:ascii="Lexend" w:hAnsi="Lexend" w:eastAsia="Lexend" w:cs="Lexend"/>
           <w:color w:val="1B2A4A"/>
         </w:rPr>
         <w:t>What was hardest about working across two workflows with incomplete information?</w:t>
@@ -221,7 +230,7 @@
       </w:pPr>
       <w:r>
         <w:rPr>
-          <w:rFonts w:ascii="Calibri" w:hAnsi="Calibri"/>
+          <w:rFonts w:ascii="Nunito" w:hAnsi="Nunito" w:eastAsia="Nunito" w:cs="Nunito"/>
           <w:b w:val="0"/>
           <w:i w:val="0"/>
           <w:color w:val="222222"/>
@@ -236,7 +245,7 @@
       </w:pPr>
       <w:r>
         <w:rPr>
-          <w:rFonts w:ascii="Calibri" w:hAnsi="Calibri"/>
+          <w:rFonts w:ascii="Nunito" w:hAnsi="Nunito" w:eastAsia="Nunito" w:cs="Nunito"/>
           <w:b w:val="0"/>
           <w:i w:val="0"/>
           <w:color w:val="222222"/>
@@ -251,7 +260,7 @@
       </w:pPr>
       <w:r>
         <w:rPr>
-          <w:rFonts w:ascii="Calibri" w:hAnsi="Calibri"/>
+          <w:rFonts w:ascii="Lexend" w:hAnsi="Lexend" w:eastAsia="Lexend" w:cs="Lexend"/>
           <w:color w:val="1B2A4A"/>
         </w:rPr>
         <w:t>Describe one trade-off your team faced and what you decided.</w:t>
@@ -263,7 +272,7 @@
       </w:pPr>
       <w:r>
         <w:rPr>
-          <w:rFonts w:ascii="Calibri" w:hAnsi="Calibri"/>
+          <w:rFonts w:ascii="Nunito" w:hAnsi="Nunito" w:eastAsia="Nunito" w:cs="Nunito"/>
           <w:b w:val="0"/>
           <w:i w:val="0"/>
           <w:color w:val="222222"/>
@@ -278,7 +287,7 @@
       </w:pPr>
       <w:r>
         <w:rPr>
-          <w:rFonts w:ascii="Calibri" w:hAnsi="Calibri"/>
+          <w:rFonts w:ascii="Nunito" w:hAnsi="Nunito" w:eastAsia="Nunito" w:cs="Nunito"/>
           <w:b w:val="0"/>
           <w:i w:val="0"/>
           <w:color w:val="222222"/>
@@ -293,7 +302,7 @@
       </w:pPr>
       <w:r>
         <w:rPr>
-          <w:rFonts w:ascii="Calibri" w:hAnsi="Calibri"/>
+          <w:rFonts w:ascii="Lexend" w:hAnsi="Lexend" w:eastAsia="Lexend" w:cs="Lexend"/>
           <w:color w:val="1B2A4A"/>
         </w:rPr>
         <w:t>What did you contribute, and what would you do differently?</w:t>
@@ -305,7 +314,7 @@
       </w:pPr>
       <w:r>
         <w:rPr>
-          <w:rFonts w:ascii="Calibri" w:hAnsi="Calibri"/>
+          <w:rFonts w:ascii="Nunito" w:hAnsi="Nunito" w:eastAsia="Nunito" w:cs="Nunito"/>
           <w:b w:val="0"/>
           <w:i w:val="0"/>
           <w:color w:val="222222"/>
@@ -320,7 +329,7 @@
       </w:pPr>
       <w:r>
         <w:rPr>
-          <w:rFonts w:ascii="Calibri" w:hAnsi="Calibri"/>
+          <w:rFonts w:ascii="Nunito" w:hAnsi="Nunito" w:eastAsia="Nunito" w:cs="Nunito"/>
           <w:b w:val="0"/>
           <w:i w:val="0"/>
           <w:color w:val="222222"/>
@@ -335,7 +344,7 @@
       </w:pPr>
       <w:r>
         <w:rPr>
-          <w:rFonts w:ascii="Calibri" w:hAnsi="Calibri"/>
+          <w:rFonts w:ascii="Lexend" w:hAnsi="Lexend" w:eastAsia="Lexend" w:cs="Lexend"/>
           <w:color w:val="1B2A4A"/>
         </w:rPr>
         <w:t>One skill you want to develop next:</w:t>
@@ -347,7 +356,7 @@
       </w:pPr>
       <w:r>
         <w:rPr>
-          <w:rFonts w:ascii="Calibri" w:hAnsi="Calibri"/>
+          <w:rFonts w:ascii="Nunito" w:hAnsi="Nunito" w:eastAsia="Nunito" w:cs="Nunito"/>
           <w:b w:val="0"/>
           <w:i w:val="0"/>
           <w:color w:val="222222"/>
@@ -362,7 +371,7 @@
       </w:pPr>
       <w:r>
         <w:rPr>
-          <w:rFonts w:ascii="Calibri" w:hAnsi="Calibri"/>
+          <w:rFonts w:ascii="Nunito" w:hAnsi="Nunito" w:eastAsia="Nunito" w:cs="Nunito"/>
           <w:b w:val="0"/>
           <w:i w:val="0"/>
           <w:color w:val="222222"/>
@@ -748,7 +757,7 @@
       <w:spacing w:after="120" w:line="276" w:lineRule="auto"/>
     </w:pPr>
     <w:rPr>
-      <w:rFonts w:ascii="Calibri" w:hAnsi="Calibri"/>
+      <w:rFonts w:ascii="Nunito" w:hAnsi="Nunito" w:eastAsia="Nunito" w:cs="Nunito"/>
       <w:color w:val="222222"/>
       <w:sz w:val="22"/>
     </w:rPr>

--- a/Participants/4_Shared_Toolkit/Templates/Reflection_Journal.docx
+++ b/Participants/4_Shared_Toolkit/Templates/Reflection_Journal.docx
@@ -141,7 +141,7 @@
                 <w:color w:val="222222"/>
                 <w:sz w:val="20"/>
               </w:rPr>
-              <w:t>3.0 | July 2026</w:t>
+              <w:t>3.1 | July-September 2026</w:t>
             </w:r>
           </w:p>
         </w:tc>
@@ -167,7 +167,7 @@
           <w:color w:val="222222"/>
           <w:sz w:val="22"/>
         </w:rPr>
-        <w:t>Individual and private. Submit by Tuesday 18 August 2026, 17:00 ICT.</w:t>
+        <w:t>Individual and private. Submit by Tuesday 15 September 2026, 17:00 ICT.</w:t>
       </w:r>
     </w:p>
     <w:p>
